--- a/tests/fixtures/rtl_quality.docx
+++ b/tests/fixtures/rtl_quality.docx
@@ -85,7 +85,7 @@
             </w:r>
             <w:r>
               <w:rPr>
-                <w:rFonts w:ascii="Vazirmatn" w:hAnsi="Vazirmatn" w:cs="Vazirmatn"/>
+                <w:rFonts w:ascii="Segoe UI" w:hAnsi="Segoe UI" w:cs="Vazirmatn"/>
                 <w:sz w:val="32"/>
                 <w:szCs w:val="32"/>
                 <w:b/>
@@ -645,7 +645,7 @@
             </w:r>
             <w:r>
               <w:rPr>
-                <w:rFonts w:ascii="Vazirmatn" w:hAnsi="Vazirmatn" w:cs="Vazirmatn"/>
+                <w:rFonts w:ascii="Segoe UI" w:hAnsi="Segoe UI" w:cs="Vazirmatn"/>
                 <w:sz w:val="28"/>
                 <w:szCs w:val="28"/>
                 <w:b/>
@@ -669,7 +669,7 @@
             </w:r>
             <w:r>
               <w:rPr>
-                <w:rFonts w:ascii="Vazirmatn" w:hAnsi="Vazirmatn" w:cs="Vazirmatn"/>
+                <w:rFonts w:ascii="Segoe UI" w:hAnsi="Segoe UI" w:cs="Vazirmatn"/>
                 <w:sz w:val="28"/>
                 <w:szCs w:val="28"/>
                 <w:b/>
@@ -3726,6 +3726,63 @@
         <w:t>است.</w:t>
       </w:r>
     </w:p>
+    <w:p>
+      <w:pPr>
+        <w:spacing w:before="120" w:after="80"/>
+        <w:jc w:val="center"/>
+      </w:pPr>
+      <w:r>
+        <w:drawing>
+          <wp:inline xmlns:a="http://schemas.openxmlformats.org/drawingml/2006/main" xmlns:pic="http://schemas.openxmlformats.org/drawingml/2006/picture">
+            <wp:extent cx="5760720" cy="2606547"/>
+            <wp:docPr id="1" name="Picture 1" descr="معماری ارتباطی ماژول‌ها" title="معماری ارتباطی ماژول‌ها"/>
+            <wp:cNvGraphicFramePr>
+              <a:graphicFrameLocks noChangeAspect="1"/>
+            </wp:cNvGraphicFramePr>
+            <a:graphic>
+              <a:graphicData uri="http://schemas.openxmlformats.org/drawingml/2006/picture">
+                <pic:pic>
+                  <pic:nvPicPr>
+                    <pic:cNvPr id="0" name="image.png"/>
+                    <pic:cNvPicPr/>
+                  </pic:nvPicPr>
+                  <pic:blipFill>
+                    <a:blip r:embed="rId9"/>
+                    <a:stretch>
+                      <a:fillRect/>
+                    </a:stretch>
+                  </pic:blipFill>
+                  <pic:spPr>
+                    <a:xfrm>
+                      <a:off x="0" y="0"/>
+                      <a:ext cx="5760720" cy="2606547"/>
+                    </a:xfrm>
+                    <a:prstGeom prst="rect"/>
+                  </pic:spPr>
+                </pic:pic>
+              </a:graphicData>
+            </a:graphic>
+          </wp:inline>
+        </w:drawing>
+      </w:r>
+    </w:p>
+    <w:p>
+      <w:pPr>
+        <w:bidi/>
+        <w:spacing w:before="40" w:after="200"/>
+        <w:jc w:val="center"/>
+      </w:pPr>
+      <w:r>
+        <w:rPr>
+          <w:rFonts w:ascii="Vazirmatn" w:hAnsi="Vazirmatn" w:cs="Vazirmatn"/>
+          <w:sz w:val="19"/>
+          <w:szCs w:val="19"/>
+          <w:color w:val="5A5A5A"/>
+          <w:lang w:val="en-US" w:bidi="fa-IR"/>
+        </w:rPr>
+        <w:t>شکل ۱-۱. معماری جامع ماژول‌های سامانه</w:t>
+      </w:r>
+    </w:p>
     <w:tbl>
       <w:tblPr>
         <w:tblW w:type="dxa" w:w="9638"/>
@@ -3809,7 +3866,7 @@
             </w:r>
             <w:r>
               <w:rPr>
-                <w:rFonts w:ascii="Vazirmatn" w:hAnsi="Vazirmatn" w:cs="Vazirmatn"/>
+                <w:rFonts w:ascii="Segoe UI" w:hAnsi="Segoe UI" w:cs="Vazirmatn"/>
                 <w:sz w:val="28"/>
                 <w:szCs w:val="28"/>
                 <w:b/>
@@ -5434,7 +5491,7 @@
       <w:jc w:val="both"/>
     </w:pPr>
     <w:rPr>
-      <w:rFonts w:ascii="Vazirmatn" w:hAnsi="Vazirmatn" w:cs="Vazirmatn"/>
+      <w:rFonts w:ascii="Segoe UI" w:hAnsi="Segoe UI" w:cs="Vazirmatn"/>
       <w:sz w:val="22"/>
       <w:szCs w:val="22"/>
       <w:lang w:val="en-US" w:bidi="fa-IR"/>

--- a/tests/fixtures/rtl_quality.docx
+++ b/tests/fixtures/rtl_quality.docx
@@ -10,13 +10,13 @@
         <w:bidiVisual/>
       </w:tblPr>
       <w:tblGrid>
-        <w:gridCol w:w="936"/>
-        <w:gridCol w:w="8702"/>
+        <w:gridCol w:w="1200"/>
+        <w:gridCol w:w="8438"/>
       </w:tblGrid>
       <w:tr>
         <w:tc>
           <w:tcPr>
-            <w:tcW w:type="dxa" w:w="936"/>
+            <w:tcW w:type="dxa" w:w="1200"/>
             <w:shd w:val="clear" w:color="auto" w:fill="6B2FA0"/>
             <w:tcMar>
               <w:top w:w="80" w:type="dxa"/>
@@ -34,6 +34,8 @@
           <w:p>
             <w:pPr>
               <w:jc w:val="center"/>
+              <w:keepNext/>
+              <w:keepLines/>
             </w:pPr>
             <w:r>
               <w:rPr>
@@ -44,7 +46,7 @@
                 <w:bCs/>
                 <w:color w:val="FFFFFF"/>
                 <w:lang w:val="en-US" w:bidi="fa-IR"/>
-                <w:rtl/>
+                <w:rtl w:val="1"/>
               </w:rPr>
               <w:t>۱.۰</w:t>
             </w:r>
@@ -52,7 +54,7 @@
         </w:tc>
         <w:tc>
           <w:tcPr>
-            <w:tcW w:type="dxa" w:w="8702"/>
+            <w:tcW w:type="dxa" w:w="8438"/>
             <w:tcMar>
               <w:top w:w="80" w:type="dxa"/>
               <w:bottom w:w="80" w:type="dxa"/>
@@ -68,8 +70,10 @@
           </w:tcPr>
           <w:p>
             <w:pPr>
-              <w:bidi/>
+              <w:bidi w:val="1"/>
               <w:jc w:val="start"/>
+              <w:keepNext/>
+              <w:keepLines/>
             </w:pPr>
             <w:r>
               <w:rPr>
@@ -92,6 +96,7 @@
                 <w:bCs/>
                 <w:color w:val="2D2D2D"/>
                 <w:lang w:val="en-US" w:bidi="fa-IR"/>
+                <w:rtl w:val="0"/>
               </w:rPr>
               <w:t>(System Architecture Guide)</w:t>
             </w:r>
@@ -102,12 +107,13 @@
     <w:p>
       <w:pPr>
         <w:spacing w:before="0" w:after="120"/>
+        <w:keepNext/>
       </w:pPr>
       <w:r/>
     </w:p>
     <w:p>
       <w:pPr>
-        <w:bidi/>
+        <w:bidi w:val="1"/>
         <w:spacing w:line="336" w:lineRule="auto" w:after="120"/>
         <w:jc w:val="both"/>
       </w:pPr>
@@ -298,6 +304,7 @@
           <w:szCs w:val="22"/>
           <w:color w:val="2D2D2D"/>
           <w:lang w:val="en-US" w:bidi="fa-IR"/>
+          <w:rtl w:val="0"/>
         </w:rPr>
         <w:t>(RTL)</w:t>
       </w:r>
@@ -368,6 +375,7 @@
           <w:szCs w:val="22"/>
           <w:color w:val="2D2D2D"/>
           <w:lang w:val="en-US" w:bidi="fa-IR"/>
+          <w:rtl w:val="0"/>
         </w:rPr>
         <w:t>(LTR)</w:t>
       </w:r>
@@ -570,13 +578,13 @@
         <w:bidiVisual/>
       </w:tblPr>
       <w:tblGrid>
-        <w:gridCol w:w="936"/>
-        <w:gridCol w:w="8702"/>
+        <w:gridCol w:w="1200"/>
+        <w:gridCol w:w="8438"/>
       </w:tblGrid>
       <w:tr>
         <w:tc>
           <w:tcPr>
-            <w:tcW w:type="dxa" w:w="936"/>
+            <w:tcW w:type="dxa" w:w="1200"/>
             <w:shd w:val="clear" w:color="auto" w:fill="6B2FA0"/>
             <w:tcMar>
               <w:top w:w="80" w:type="dxa"/>
@@ -594,6 +602,8 @@
           <w:p>
             <w:pPr>
               <w:jc w:val="center"/>
+              <w:keepNext/>
+              <w:keepLines/>
             </w:pPr>
             <w:r>
               <w:rPr>
@@ -604,7 +614,7 @@
                 <w:bCs/>
                 <w:color w:val="FFFFFF"/>
                 <w:lang w:val="en-US" w:bidi="fa-IR"/>
-                <w:rtl/>
+                <w:rtl w:val="1"/>
               </w:rPr>
               <w:t>۱.۱</w:t>
             </w:r>
@@ -612,7 +622,7 @@
         </w:tc>
         <w:tc>
           <w:tcPr>
-            <w:tcW w:type="dxa" w:w="8702"/>
+            <w:tcW w:type="dxa" w:w="8438"/>
             <w:tcMar>
               <w:top w:w="80" w:type="dxa"/>
               <w:bottom w:w="80" w:type="dxa"/>
@@ -628,8 +638,10 @@
           </w:tcPr>
           <w:p>
             <w:pPr>
-              <w:bidi/>
+              <w:bidi w:val="1"/>
               <w:jc w:val="start"/>
+              <w:keepNext/>
+              <w:keepLines/>
             </w:pPr>
             <w:r>
               <w:rPr>
@@ -652,6 +664,7 @@
                 <w:bCs/>
                 <w:color w:val="2D2D2D"/>
                 <w:lang w:val="en-US" w:bidi="fa-IR"/>
+                <w:rtl w:val="0"/>
               </w:rPr>
               <w:t>Version Management</w:t>
             </w:r>
@@ -676,6 +689,7 @@
                 <w:bCs/>
                 <w:color w:val="2D2D2D"/>
                 <w:lang w:val="en-US" w:bidi="fa-IR"/>
+                <w:rtl w:val="0"/>
               </w:rPr>
               <w:t>Identifiers</w:t>
             </w:r>
@@ -698,12 +712,13 @@
     <w:p>
       <w:pPr>
         <w:spacing w:before="0" w:after="120"/>
+        <w:keepNext/>
       </w:pPr>
       <w:r/>
     </w:p>
     <w:p>
       <w:pPr>
-        <w:bidi/>
+        <w:bidi w:val="1"/>
         <w:spacing w:line="336" w:lineRule="auto" w:after="120"/>
         <w:jc w:val="both"/>
       </w:pPr>
@@ -860,7 +875,7 @@
     </w:p>
     <w:p>
       <w:pPr>
-        <w:bidi/>
+        <w:bidi w:val="1"/>
         <w:spacing w:after="40"/>
         <w:ind w:right="360"/>
         <w:jc w:val="start"/>
@@ -941,6 +956,7 @@
           <w:szCs w:val="21"/>
           <w:color w:val="2D2D2D"/>
           <w:lang w:val="en-US" w:bidi="fa-IR"/>
+          <w:rtl w:val="0"/>
         </w:rPr>
         <w:t>https://developer.mozilla.org/en-US/docs/Web/HTTP</w:t>
       </w:r>
@@ -1001,13 +1017,14 @@
           <w:szCs w:val="21"/>
           <w:color w:val="2D2D2D"/>
           <w:lang w:val="en-US" w:bidi="fa-IR"/>
+          <w:rtl w:val="0"/>
         </w:rPr>
         <w:t>https://api.example.com:8443/v1/auth?redirect_uri=/dashboard</w:t>
       </w:r>
     </w:p>
     <w:p>
       <w:pPr>
-        <w:bidi/>
+        <w:bidi w:val="1"/>
         <w:spacing w:after="40"/>
         <w:ind w:right="360"/>
         <w:jc w:val="start"/>
@@ -1108,6 +1125,7 @@
           <w:szCs w:val="21"/>
           <w:color w:val="2D2D2D"/>
           <w:lang w:val="en-US" w:bidi="fa-IR"/>
+          <w:rtl w:val="0"/>
         </w:rPr>
         <w:t>/etc/nginx/conf.d/proxy.conf</w:t>
       </w:r>
@@ -1188,6 +1206,7 @@
           <w:szCs w:val="21"/>
           <w:color w:val="2D2D2D"/>
           <w:lang w:val="en-US" w:bidi="fa-IR"/>
+          <w:rtl w:val="0"/>
         </w:rPr>
         <w:t>/var/log/audit.log</w:t>
       </w:r>
@@ -1234,7 +1253,7 @@
     </w:p>
     <w:p>
       <w:pPr>
-        <w:bidi/>
+        <w:bidi w:val="1"/>
         <w:spacing w:after="40"/>
         <w:ind w:right="360"/>
         <w:jc w:val="start"/>
@@ -1295,6 +1314,7 @@
           <w:szCs w:val="21"/>
           <w:color w:val="2D2D2D"/>
           <w:lang w:val="en-US" w:bidi="fa-IR"/>
+          <w:rtl w:val="0"/>
         </w:rPr>
         <w:t>v2.1.0-rc1</w:t>
       </w:r>
@@ -1375,6 +1395,7 @@
           <w:szCs w:val="21"/>
           <w:color w:val="2D2D2D"/>
           <w:lang w:val="en-US" w:bidi="fa-IR"/>
+          <w:rtl w:val="0"/>
         </w:rPr>
         <w:t>Python</w:t>
       </w:r>
@@ -1421,7 +1442,7 @@
     </w:p>
     <w:p>
       <w:pPr>
-        <w:bidi/>
+        <w:bidi w:val="1"/>
         <w:spacing w:after="40"/>
         <w:ind w:right="360"/>
         <w:jc w:val="start"/>
@@ -1628,7 +1649,7 @@
     </w:p>
     <w:p>
       <w:pPr>
-        <w:bidi/>
+        <w:bidi w:val="1"/>
         <w:spacing w:after="40"/>
         <w:ind w:right="360"/>
         <w:jc w:val="start"/>
@@ -1895,7 +1916,7 @@
     </w:p>
     <w:p>
       <w:pPr>
-        <w:bidi/>
+        <w:bidi w:val="1"/>
         <w:spacing w:after="40"/>
         <w:ind w:right="360"/>
         <w:jc w:val="start"/>
@@ -2006,6 +2027,7 @@
           <w:szCs w:val="21"/>
           <w:color w:val="2D2D2D"/>
           <w:lang w:val="en-US" w:bidi="fa-IR"/>
+          <w:rtl w:val="0"/>
         </w:rPr>
         <w:t>Central</w:t>
       </w:r>
@@ -2026,6 +2048,7 @@
           <w:szCs w:val="21"/>
           <w:color w:val="2D2D2D"/>
           <w:lang w:val="en-US" w:bidi="fa-IR"/>
+          <w:rtl w:val="0"/>
         </w:rPr>
         <w:t>Authentication</w:t>
       </w:r>
@@ -2046,6 +2069,7 @@
           <w:szCs w:val="21"/>
           <w:color w:val="2D2D2D"/>
           <w:lang w:val="en-US" w:bidi="fa-IR"/>
+          <w:rtl w:val="0"/>
         </w:rPr>
         <w:t>Service</w:t>
       </w:r>
@@ -2146,6 +2170,7 @@
           <w:szCs w:val="21"/>
           <w:color w:val="2D2D2D"/>
           <w:lang w:val="en-US" w:bidi="fa-IR"/>
+          <w:rtl w:val="0"/>
         </w:rPr>
         <w:t>Session</w:t>
       </w:r>
@@ -2166,6 +2191,7 @@
           <w:szCs w:val="21"/>
           <w:color w:val="2D2D2D"/>
           <w:lang w:val="en-US" w:bidi="fa-IR"/>
+          <w:rtl w:val="0"/>
         </w:rPr>
         <w:t>Tokens</w:t>
       </w:r>
@@ -2222,7 +2248,7 @@
     </w:p>
     <w:p>
       <w:pPr>
-        <w:bidi/>
+        <w:bidi w:val="1"/>
         <w:spacing w:after="40"/>
         <w:ind w:right="360"/>
         <w:jc w:val="start"/>
@@ -2479,7 +2505,7 @@
     </w:p>
     <w:p>
       <w:pPr>
-        <w:bidi/>
+        <w:bidi w:val="1"/>
         <w:spacing w:after="40"/>
         <w:ind w:right="360"/>
         <w:jc w:val="start"/>
@@ -2540,6 +2566,7 @@
           <w:szCs w:val="21"/>
           <w:color w:val="2D2D2D"/>
           <w:lang w:val="en-US" w:bidi="fa-IR"/>
+          <w:rtl w:val="0"/>
         </w:rPr>
         <w:t>(v1.2.3)</w:t>
       </w:r>
@@ -2620,6 +2647,7 @@
           <w:szCs w:val="21"/>
           <w:color w:val="2D2D2D"/>
           <w:lang w:val="en-US" w:bidi="fa-IR"/>
+          <w:rtl w:val="0"/>
         </w:rPr>
         <w:t>(AKIA_EXAMPLE_123)</w:t>
       </w:r>
@@ -2666,7 +2694,7 @@
     </w:p>
     <w:p>
       <w:pPr>
-        <w:bidi/>
+        <w:bidi w:val="1"/>
         <w:spacing w:after="40"/>
         <w:ind w:right="360"/>
         <w:jc w:val="start"/>
@@ -3011,7 +3039,7 @@
           </w:tcPr>
           <w:p>
             <w:pPr>
-              <w:bidi/>
+              <w:bidi w:val="1"/>
               <w:jc w:val="start"/>
             </w:pPr>
             <w:r>
@@ -3061,7 +3089,7 @@
           </w:tcPr>
           <w:p>
             <w:pPr>
-              <w:bidi/>
+              <w:bidi w:val="1"/>
               <w:spacing w:line="276" w:lineRule="auto" w:after="80"/>
               <w:jc w:val="both"/>
             </w:pPr>
@@ -3132,6 +3160,7 @@
                 <w:szCs w:val="21"/>
                 <w:color w:val="2D2D2D"/>
                 <w:lang w:val="en-US" w:bidi="fa-IR"/>
+                <w:rtl w:val="0"/>
               </w:rPr>
               <w:t>/etc/systemd/system/app.service</w:t>
             </w:r>
@@ -3252,6 +3281,7 @@
                 <w:szCs w:val="21"/>
                 <w:color w:val="2D2D2D"/>
                 <w:lang w:val="en-US" w:bidi="fa-IR"/>
+                <w:rtl w:val="0"/>
               </w:rPr>
               <w:t>systemctl daemon-reload</w:t>
             </w:r>
@@ -3327,7 +3357,7 @@
     </w:p>
     <w:p>
       <w:pPr>
-        <w:bidi/>
+        <w:bidi w:val="1"/>
         <w:spacing w:line="336" w:lineRule="auto" w:after="120"/>
         <w:jc w:val="both"/>
         <w:pBdr>
@@ -3532,6 +3562,7 @@
           <w:szCs w:val="21"/>
           <w:color w:val="2D2D2D"/>
           <w:lang w:val="en-US" w:bidi="fa-IR"/>
+          <w:rtl w:val="0"/>
         </w:rPr>
         <w:t>Quote</w:t>
       </w:r>
@@ -3552,6 +3583,7 @@
           <w:szCs w:val="21"/>
           <w:color w:val="2D2D2D"/>
           <w:lang w:val="en-US" w:bidi="fa-IR"/>
+          <w:rtl w:val="0"/>
         </w:rPr>
         <w:t>Right</w:t>
       </w:r>
@@ -3572,6 +3604,7 @@
           <w:szCs w:val="21"/>
           <w:color w:val="2D2D2D"/>
           <w:lang w:val="en-US" w:bidi="fa-IR"/>
+          <w:rtl w:val="0"/>
         </w:rPr>
         <w:t>Bar</w:t>
       </w:r>
@@ -3730,11 +3763,13 @@
       <w:pPr>
         <w:spacing w:before="120" w:after="80"/>
         <w:jc w:val="center"/>
+        <w:keepNext/>
+        <w:keepLines/>
       </w:pPr>
       <w:r>
         <w:drawing>
           <wp:inline xmlns:a="http://schemas.openxmlformats.org/drawingml/2006/main" xmlns:pic="http://schemas.openxmlformats.org/drawingml/2006/picture">
-            <wp:extent cx="5760720" cy="2606547"/>
+            <wp:extent cx="6120130" cy="2769169"/>
             <wp:docPr id="1" name="Picture 1" descr="معماری ارتباطی ماژول‌ها" title="معماری ارتباطی ماژول‌ها"/>
             <wp:cNvGraphicFramePr>
               <a:graphicFrameLocks noChangeAspect="1"/>
@@ -3755,7 +3790,7 @@
                   <pic:spPr>
                     <a:xfrm>
                       <a:off x="0" y="0"/>
-                      <a:ext cx="5760720" cy="2606547"/>
+                      <a:ext cx="6120130" cy="2769169"/>
                     </a:xfrm>
                     <a:prstGeom prst="rect"/>
                   </pic:spPr>
@@ -3768,7 +3803,7 @@
     </w:p>
     <w:p>
       <w:pPr>
-        <w:bidi/>
+        <w:bidi w:val="1"/>
         <w:spacing w:before="40" w:after="200"/>
         <w:jc w:val="center"/>
       </w:pPr>
@@ -3791,13 +3826,13 @@
         <w:bidiVisual/>
       </w:tblPr>
       <w:tblGrid>
-        <w:gridCol w:w="936"/>
-        <w:gridCol w:w="8702"/>
+        <w:gridCol w:w="1200"/>
+        <w:gridCol w:w="8438"/>
       </w:tblGrid>
       <w:tr>
         <w:tc>
           <w:tcPr>
-            <w:tcW w:type="dxa" w:w="936"/>
+            <w:tcW w:type="dxa" w:w="1200"/>
             <w:shd w:val="clear" w:color="auto" w:fill="6B2FA0"/>
             <w:tcMar>
               <w:top w:w="80" w:type="dxa"/>
@@ -3815,6 +3850,8 @@
           <w:p>
             <w:pPr>
               <w:jc w:val="center"/>
+              <w:keepNext/>
+              <w:keepLines/>
             </w:pPr>
             <w:r>
               <w:rPr>
@@ -3825,7 +3862,7 @@
                 <w:bCs/>
                 <w:color w:val="FFFFFF"/>
                 <w:lang w:val="en-US" w:bidi="fa-IR"/>
-                <w:rtl/>
+                <w:rtl w:val="1"/>
               </w:rPr>
               <w:t>۱.۲</w:t>
             </w:r>
@@ -3833,7 +3870,7 @@
         </w:tc>
         <w:tc>
           <w:tcPr>
-            <w:tcW w:type="dxa" w:w="8702"/>
+            <w:tcW w:type="dxa" w:w="8438"/>
             <w:tcMar>
               <w:top w:w="80" w:type="dxa"/>
               <w:bottom w:w="80" w:type="dxa"/>
@@ -3849,8 +3886,10 @@
           </w:tcPr>
           <w:p>
             <w:pPr>
-              <w:bidi/>
+              <w:bidi w:val="1"/>
               <w:jc w:val="start"/>
+              <w:keepNext/>
+              <w:keepLines/>
             </w:pPr>
             <w:r>
               <w:rPr>
@@ -3873,6 +3912,7 @@
                 <w:bCs/>
                 <w:color w:val="2D2D2D"/>
                 <w:lang w:val="en-US" w:bidi="fa-IR"/>
+                <w:rtl w:val="0"/>
               </w:rPr>
               <w:t>(Modules Status Matrix)</w:t>
             </w:r>
@@ -3883,12 +3923,13 @@
     <w:p>
       <w:pPr>
         <w:spacing w:before="0" w:after="120"/>
+        <w:keepNext/>
       </w:pPr>
       <w:r/>
     </w:p>
     <w:p>
       <w:pPr>
-        <w:bidi/>
+        <w:bidi w:val="1"/>
         <w:spacing w:line="336" w:lineRule="auto" w:after="120"/>
         <w:jc w:val="both"/>
       </w:pPr>
@@ -4241,7 +4282,7 @@
           </w:tcPr>
           <w:p>
             <w:pPr>
-              <w:bidi/>
+              <w:bidi w:val="1"/>
               <w:spacing w:line="276" w:lineRule="auto" w:after="80"/>
               <w:jc w:val="left"/>
             </w:pPr>
@@ -4314,6 +4355,7 @@
                 <w:bCs/>
                 <w:color w:val="FFFFFF"/>
                 <w:lang w:val="en-US" w:bidi="fa-IR"/>
+                <w:rtl w:val="0"/>
               </w:rPr>
               <w:t>Service</w:t>
             </w:r>
@@ -4338,6 +4380,7 @@
                 <w:bCs/>
                 <w:color w:val="FFFFFF"/>
                 <w:lang w:val="en-US" w:bidi="fa-IR"/>
+                <w:rtl w:val="0"/>
               </w:rPr>
               <w:t>ID</w:t>
             </w:r>
@@ -4374,7 +4417,7 @@
           </w:tcPr>
           <w:p>
             <w:pPr>
-              <w:bidi/>
+              <w:bidi w:val="1"/>
               <w:spacing w:line="276" w:lineRule="auto" w:after="80"/>
               <w:jc w:val="center"/>
             </w:pPr>
@@ -4435,7 +4478,7 @@
           </w:tcPr>
           <w:p>
             <w:pPr>
-              <w:bidi/>
+              <w:bidi w:val="1"/>
               <w:spacing w:line="276" w:lineRule="auto" w:after="80"/>
               <w:jc w:val="center"/>
             </w:pPr>
@@ -4496,7 +4539,7 @@
           </w:tcPr>
           <w:p>
             <w:pPr>
-              <w:bidi/>
+              <w:bidi w:val="1"/>
               <w:spacing w:line="276" w:lineRule="auto" w:after="80"/>
               <w:jc w:val="left"/>
             </w:pPr>
@@ -4557,7 +4600,7 @@
           </w:tcPr>
           <w:p>
             <w:pPr>
-              <w:bidi/>
+              <w:bidi w:val="1"/>
               <w:spacing w:line="276" w:lineRule="auto" w:after="80"/>
               <w:jc w:val="left"/>
             </w:pPr>
@@ -4630,6 +4673,7 @@
                 <w:bCs/>
                 <w:color w:val="FFFFFF"/>
                 <w:lang w:val="en-US" w:bidi="fa-IR"/>
+                <w:rtl w:val="0"/>
               </w:rPr>
               <w:t>Health</w:t>
             </w:r>
@@ -4654,6 +4698,7 @@
                 <w:bCs/>
                 <w:color w:val="FFFFFF"/>
                 <w:lang w:val="en-US" w:bidi="fa-IR"/>
+                <w:rtl w:val="0"/>
               </w:rPr>
               <w:t>Endpoint</w:t>
             </w:r>
@@ -4695,6 +4740,7 @@
           </w:tcPr>
           <w:p>
             <w:pPr>
+              <w:bidi w:val="0"/>
               <w:spacing w:line="276" w:lineRule="auto" w:after="80"/>
               <w:jc w:val="left"/>
             </w:pPr>
@@ -4705,6 +4751,7 @@
                 <w:szCs w:val="21"/>
                 <w:color w:val="2D2D2D"/>
                 <w:lang w:val="en-US" w:bidi="fa-IR"/>
+                <w:rtl w:val="0"/>
               </w:rPr>
               <w:t>srv-auth-01</w:t>
             </w:r>
@@ -4729,7 +4776,7 @@
           </w:tcPr>
           <w:p>
             <w:pPr>
-              <w:bidi/>
+              <w:bidi w:val="1"/>
               <w:spacing w:line="276" w:lineRule="auto" w:after="80"/>
               <w:jc w:val="center"/>
             </w:pPr>
@@ -4784,6 +4831,7 @@
           </w:tcPr>
           <w:p>
             <w:pPr>
+              <w:bidi w:val="0"/>
               <w:spacing w:line="276" w:lineRule="auto" w:after="80"/>
               <w:jc w:val="center"/>
             </w:pPr>
@@ -4818,7 +4866,7 @@
           </w:tcPr>
           <w:p>
             <w:pPr>
-              <w:bidi/>
+              <w:bidi w:val="1"/>
               <w:spacing w:line="276" w:lineRule="auto" w:after="80"/>
               <w:jc w:val="left"/>
             </w:pPr>
@@ -4849,6 +4897,7 @@
                 <w:szCs w:val="21"/>
                 <w:color w:val="2D2D2D"/>
                 <w:lang w:val="en-US" w:bidi="fa-IR"/>
+                <w:rtl w:val="0"/>
               </w:rPr>
               <w:t>(Active)</w:t>
             </w:r>
@@ -4873,6 +4922,7 @@
           </w:tcPr>
           <w:p>
             <w:pPr>
+              <w:bidi w:val="0"/>
               <w:spacing w:line="276" w:lineRule="auto" w:after="80"/>
               <w:jc w:val="left"/>
             </w:pPr>
@@ -4883,6 +4933,7 @@
                 <w:szCs w:val="21"/>
                 <w:color w:val="2D2D2D"/>
                 <w:lang w:val="en-US" w:bidi="fa-IR"/>
+                <w:rtl w:val="0"/>
               </w:rPr>
               <w:t>https://auth.internal/health</w:t>
             </w:r>
@@ -4912,6 +4963,7 @@
           </w:tcPr>
           <w:p>
             <w:pPr>
+              <w:bidi w:val="0"/>
               <w:spacing w:line="276" w:lineRule="auto" w:after="80"/>
               <w:jc w:val="left"/>
             </w:pPr>
@@ -4922,6 +4974,7 @@
                 <w:szCs w:val="21"/>
                 <w:color w:val="2D2D2D"/>
                 <w:lang w:val="en-US" w:bidi="fa-IR"/>
+                <w:rtl w:val="0"/>
               </w:rPr>
               <w:t>srv-data-02</w:t>
             </w:r>
@@ -4946,6 +4999,7 @@
           </w:tcPr>
           <w:p>
             <w:pPr>
+              <w:bidi w:val="0"/>
               <w:spacing w:line="276" w:lineRule="auto" w:after="80"/>
               <w:jc w:val="center"/>
             </w:pPr>
@@ -4956,6 +5010,7 @@
                 <w:szCs w:val="21"/>
                 <w:color w:val="2D2D2D"/>
                 <w:lang w:val="en-US" w:bidi="fa-IR"/>
+                <w:rtl w:val="0"/>
               </w:rPr>
               <w:t>v3.0.4</w:t>
             </w:r>
@@ -4980,6 +5035,7 @@
           </w:tcPr>
           <w:p>
             <w:pPr>
+              <w:bidi w:val="0"/>
               <w:spacing w:line="276" w:lineRule="auto" w:after="80"/>
               <w:jc w:val="center"/>
             </w:pPr>
@@ -5014,7 +5070,7 @@
           </w:tcPr>
           <w:p>
             <w:pPr>
-              <w:bidi/>
+              <w:bidi w:val="1"/>
               <w:spacing w:line="276" w:lineRule="auto" w:after="80"/>
               <w:jc w:val="left"/>
             </w:pPr>
@@ -5089,6 +5145,7 @@
           </w:tcPr>
           <w:p>
             <w:pPr>
+              <w:bidi w:val="0"/>
               <w:spacing w:line="276" w:lineRule="auto" w:after="80"/>
               <w:jc w:val="left"/>
             </w:pPr>
@@ -5099,6 +5156,7 @@
                 <w:szCs w:val="21"/>
                 <w:color w:val="2D2D2D"/>
                 <w:lang w:val="en-US" w:bidi="fa-IR"/>
+                <w:rtl w:val="0"/>
               </w:rPr>
               <w:t>https://data.internal/healthz</w:t>
             </w:r>
@@ -5117,8 +5175,15 @@
       <w:pgMar w:top="1134" w:right="1134" w:bottom="1134" w:left="1134" w:header="720" w:footer="720" w:gutter="0"/>
       <w:cols w:space="720"/>
       <w:docGrid w:linePitch="360"/>
-      <w:bidi/>
+      <w:bidi w:val="1"/>
     </w:sectPr>
+    <w:bookmarkStart w:id="12002" w:name="راهنمای-جامع-معماری-سیستم-system-archite"/>
+    <w:bookmarkEnd w:id="12002">
+      <w:bookmarkStart w:id="4278" w:name="مدیریت-نسخهها-و-شناسهها-version-manageme"/>
+      <w:bookmarkEnd w:id="4278"/>
+      <w:bookmarkStart w:id="34799" w:name="جدول-وضعیت-ماژولها-modules-status-matrix"/>
+      <w:bookmarkEnd w:id="34799"/>
+    </w:bookmarkEnd>
   </w:body>
 </w:document>
 </file>
@@ -5487,7 +5552,7 @@
     <w:qFormat/>
     <w:rsid w:val="00FC693F"/>
     <w:pPr>
-      <w:bidi/>
+      <w:bidi w:val="1"/>
       <w:jc w:val="both"/>
     </w:pPr>
     <w:rPr>

--- a/tests/fixtures/rtl_quality.docx
+++ b/tests/fixtures/rtl_quality.docx
@@ -5177,12 +5177,12 @@
       <w:docGrid w:linePitch="360"/>
       <w:bidi w:val="1"/>
     </w:sectPr>
-    <w:bookmarkStart w:id="12002" w:name="راهنمای-جامع-معماری-سیستم-system-archite"/>
-    <w:bookmarkEnd w:id="12002">
-      <w:bookmarkStart w:id="4278" w:name="مدیریت-نسخهها-و-شناسهها-version-manageme"/>
-      <w:bookmarkEnd w:id="4278"/>
-      <w:bookmarkStart w:id="34799" w:name="جدول-وضعیت-ماژولها-modules-status-matrix"/>
-      <w:bookmarkEnd w:id="34799"/>
+    <w:bookmarkStart w:id="51714" w:name="راهنمای-جامع-معماری-سیستم-system-archite"/>
+    <w:bookmarkEnd w:id="51714">
+      <w:bookmarkStart w:id="85405" w:name="مدیریت-نسخهها-و-شناسهها-version-manageme"/>
+      <w:bookmarkEnd w:id="85405"/>
+      <w:bookmarkStart w:id="87630" w:name="جدول-وضعیت-ماژولها-modules-status-matrix"/>
+      <w:bookmarkEnd w:id="87630"/>
     </w:bookmarkEnd>
   </w:body>
 </w:document>
